--- a/docs/ecostats_lectures/lecture_02/02_02_class_activity.docx
+++ b/docs/ecostats_lectures/lecture_02/02_02_class_activity.docx
@@ -45,7 +45,13 @@
         </w:numPr>
       </w:pPr>
       <w:r>
-        <w:t xml:space="preserve">Collected pine needle samples from windward and leeward sides of trees</w:t>
+        <w:t xml:space="preserve">Collected pine needle samples from windward and leeward sides of</w:t>
+      </w:r>
+      <w:r>
+        <w:t xml:space="preserve"> </w:t>
+      </w:r>
+      <w:r>
+        <w:t xml:space="preserve">trees</w:t>
       </w:r>
     </w:p>
     <w:p>
@@ -57,7 +63,13 @@
         </w:numPr>
       </w:pPr>
       <w:r>
-        <w:t xml:space="preserve">Identified independent variable (wind exposure) and dependent variable (needle length)</w:t>
+        <w:t xml:space="preserve">Identified independent variable (wind exposure) and dependent</w:t>
+      </w:r>
+      <w:r>
+        <w:t xml:space="preserve"> </w:t>
+      </w:r>
+      <w:r>
+        <w:t xml:space="preserve">variable (needle length)</w:t>
       </w:r>
     </w:p>
     <w:p>
@@ -417,7 +429,13 @@
         <w:t xml:space="preserve"> </w:t>
       </w:r>
       <w:r>
-        <w:t xml:space="preserve">file or double click on it in the finder or data explorer.</w:t>
+        <w:t xml:space="preserve">file or double click on it in</w:t>
+      </w:r>
+      <w:r>
+        <w:t xml:space="preserve"> </w:t>
+      </w:r>
+      <w:r>
+        <w:t xml:space="preserve">the finder or data explorer.</w:t>
       </w:r>
     </w:p>
     <w:p>
@@ -502,7 +520,13 @@
         <w:t xml:space="preserve"> </w:t>
       </w:r>
       <w:r>
-        <w:t xml:space="preserve">so you know you are in the right spot</w:t>
+        <w:t xml:space="preserve">so you know you are in the right</w:t>
+      </w:r>
+      <w:r>
+        <w:t xml:space="preserve"> </w:t>
+      </w:r>
+      <w:r>
+        <w:t xml:space="preserve">spot</w:t>
       </w:r>
     </w:p>
     <w:p>
@@ -586,7 +610,13 @@
         <w:t xml:space="preserve"> </w:t>
       </w:r>
       <w:r>
-        <w:t xml:space="preserve">and then something that will help you know what is going on like</w:t>
+        <w:t xml:space="preserve">and then something that will</w:t>
+      </w:r>
+      <w:r>
+        <w:t xml:space="preserve"> </w:t>
+      </w:r>
+      <w:r>
+        <w:t xml:space="preserve">help you know what is going on like</w:t>
       </w:r>
       <w:r>
         <w:t xml:space="preserve"> </w:t>
@@ -617,7 +647,13 @@
         </w:numPr>
       </w:pPr>
       <w:r>
-        <w:t xml:space="preserve">So I usually copy stuff for the header from another file as its just too hard to remember all this…</w:t>
+        <w:t xml:space="preserve">So I usually copy stuff for the header from another file as its just</w:t>
+      </w:r>
+      <w:r>
+        <w:t xml:space="preserve"> </w:t>
+      </w:r>
+      <w:r>
+        <w:t xml:space="preserve">too hard to remember all this…</w:t>
       </w:r>
     </w:p>
     <w:p>
@@ -1416,7 +1452,13 @@
         <w:pStyle w:val="FirstParagraph"/>
       </w:pPr>
       <w:r>
-        <w:t xml:space="preserve">Each script you run from then on you will load the libraries from within the package.</w:t>
+        <w:t xml:space="preserve">Each script you run from then on you will load the libraries from within</w:t>
+      </w:r>
+      <w:r>
+        <w:t xml:space="preserve"> </w:t>
+      </w:r>
+      <w:r>
+        <w:t xml:space="preserve">the package.</w:t>
       </w:r>
     </w:p>
     <w:p>
@@ -1678,7 +1720,13 @@
         <w:pStyle w:val="FirstParagraph"/>
       </w:pPr>
       <w:r>
-        <w:t xml:space="preserve">Now like we did before with x and y we will do this with a spreadsheet from a CSV file or excel file</w:t>
+        <w:t xml:space="preserve">Now like we did before with x and y we will do this with a spreadsheet</w:t>
+      </w:r>
+      <w:r>
+        <w:t xml:space="preserve"> </w:t>
+      </w:r>
+      <w:r>
+        <w:t xml:space="preserve">from a CSV file or excel file</w:t>
       </w:r>
     </w:p>
     <w:p>
@@ -2898,7 +2946,19 @@
         <w:pStyle w:val="FirstParagraph"/>
       </w:pPr>
       <w:r>
-        <w:t xml:space="preserve">The histogram helps us understand: - The overall distribution of needle lengths - Potential differences between windward and leeward needles - Presence of any unusual values or outliers</w:t>
+        <w:t xml:space="preserve">The histogram helps us understand: - The overall distribution of needle</w:t>
+      </w:r>
+      <w:r>
+        <w:t xml:space="preserve"> </w:t>
+      </w:r>
+      <w:r>
+        <w:t xml:space="preserve">lengths - Potential differences between windward and leeward needles -</w:t>
+      </w:r>
+      <w:r>
+        <w:t xml:space="preserve"> </w:t>
+      </w:r>
+      <w:r>
+        <w:t xml:space="preserve">Presence of any unusual values or outliers</w:t>
       </w:r>
     </w:p>
     <w:bookmarkEnd w:id="46"/>
@@ -3524,7 +3584,13 @@
         <w:pStyle w:val="FirstParagraph"/>
       </w:pPr>
       <w:r>
-        <w:t xml:space="preserve">Now let’s build more sophisticated visualizations by adding layers one at a time:</w:t>
+        <w:t xml:space="preserve">Now let’s build more sophisticated visualizations by adding layers one</w:t>
+      </w:r>
+      <w:r>
+        <w:t xml:space="preserve"> </w:t>
+      </w:r>
+      <w:r>
+        <w:t xml:space="preserve">at a time:</w:t>
       </w:r>
     </w:p>
     <w:bookmarkStart w:id="55" w:name="exercise-4-building-a-layered-plot"/>
@@ -4162,7 +4228,13 @@
         </w:numPr>
       </w:pPr>
       <w:r>
-        <w:t xml:space="preserve">Why might we want to show individual data points alongside summary statistics?</w:t>
+        <w:t xml:space="preserve">Why might we want to show individual data points alongside summary</w:t>
+      </w:r>
+      <w:r>
+        <w:t xml:space="preserve"> </w:t>
+      </w:r>
+      <w:r>
+        <w:t xml:space="preserve">statistics?</w:t>
       </w:r>
     </w:p>
     <w:p>
@@ -4174,7 +4246,13 @@
         </w:numPr>
       </w:pPr>
       <w:r>
-        <w:t xml:space="preserve">How does transparency (alpha) help when overlaying multiple elements?</w:t>
+        <w:t xml:space="preserve">How does transparency (alpha) help when overlaying multiple</w:t>
+      </w:r>
+      <w:r>
+        <w:t xml:space="preserve"> </w:t>
+      </w:r>
+      <w:r>
+        <w:t xml:space="preserve">elements?</w:t>
       </w:r>
     </w:p>
     <w:bookmarkEnd w:id="56"/>
@@ -5049,7 +5127,13 @@
         <w:pStyle w:val="BodyText"/>
       </w:pPr>
       <w:r>
-        <w:t xml:space="preserve">Let’s create a publication-quality figure by customizing colors, labels, and themes:</w:t>
+        <w:t xml:space="preserve">Let’s create a publication-quality figure by customizing colors, labels,</w:t>
+      </w:r>
+      <w:r>
+        <w:t xml:space="preserve"> </w:t>
+      </w:r>
+      <w:r>
+        <w:t xml:space="preserve">and themes:</w:t>
       </w:r>
     </w:p>
     <w:bookmarkEnd w:id="61"/>
@@ -6914,7 +6998,13 @@
         <w:t xml:space="preserve"> </w:t>
       </w:r>
       <w:r>
-        <w:t xml:space="preserve">when possible</w:t>
+        <w:t xml:space="preserve">when</w:t>
+      </w:r>
+      <w:r>
+        <w:t xml:space="preserve"> </w:t>
+      </w:r>
+      <w:r>
+        <w:t xml:space="preserve">possible</w:t>
       </w:r>
     </w:p>
     <w:p>
